--- a/pr-preview/pr-392/linear-algebra-projections-tracked-changes.docx
+++ b/pr-preview/pr-392/linear-algebra-projections-tracked-changes.docx
@@ -26,7 +26,7 @@
       </w:pPr>
       <w:ins w:id="2" w:author="PR Preview" w:date="2026-01-01T00:00:00Z">
         <w:r>
-          <w:t xml:space="preserve">Last modified: 2026-10-18 14:54:19 (PDT)</w:t>
+          <w:t xml:space="preserve">Last modified: 2026-10-18 16:22:07 (PDT)</w:t>
         </w:r>
       </w:ins>
     </w:p>

--- a/pr-preview/pr-392/linear-algebra-projections-tracked-changes.docx
+++ b/pr-preview/pr-392/linear-algebra-projections-tracked-changes.docx
@@ -16,7 +16,7 @@
       </w:pPr>
       <w:del w:id="1" w:author="PR Preview" w:date="2026-01-01T00:00:00Z">
         <w:r>
-          <w:delText xml:space="preserve">Last modified: 2026-10-18 13:21:32 (PDT)</w:delText>
+          <w:delText xml:space="preserve">Last modified: 2026-10-18 16:43:42 (PDT)</w:delText>
         </w:r>
       </w:del>
     </w:p>
@@ -26,7 +26,7 @@
       </w:pPr>
       <w:ins w:id="2" w:author="PR Preview" w:date="2026-01-01T00:00:00Z">
         <w:r>
-          <w:t xml:space="preserve">Last modified: 2026-10-18 16:22:07 (PDT)</w:t>
+          <w:t xml:space="preserve">Last modified: 2026-10-18 22:01:27 (PDT)</w:t>
         </w:r>
       </w:ins>
     </w:p>
@@ -716,7 +716,7 @@
           <w:rPr>
             <w:rStyle w:val="Hyperlink"/>
           </w:rPr>
-          <w:t xml:space="preserve">Theorem 16 in Matrices</w:t>
+          <w:t xml:space="preserve">Theorem 17 in Matrices</w:t>
         </w:r>
       </w:hyperlink>
       <w:r>
@@ -3048,7 +3048,7 @@
           <w:rPr>
             <w:rStyle w:val="Hyperlink"/>
           </w:rPr>
-          <w:t xml:space="preserve">Theorem 16 in Matrices</w:t>
+          <w:t xml:space="preserve">Theorem 17 in Matrices</w:t>
         </w:r>
       </w:hyperlink>
       <w:r>
@@ -8341,7 +8341,7 @@
     &amp;&amp; \text{(} {\mathbf{Q}}^{\top} \mathbf{Q} = \mathbf{I}_r \text{, from the first part of the proof)}
     \\
     &amp;= {\mathbf{Q}}^{\top} \mathord{\smash[b]{\underset{\raise.3ex\hbox{$\scriptstyle\sim$}}{y}}\vphantom{y}} - {\mathbf{Q}}^{\top} \mathord{\smash[b]{\underset{\raise.3ex\hbox{$\scriptstyle\sim$}}{y}}\vphantom{y}}
-    &amp;&amp; \text{(}\text{Theorem~7 in Matrices}\text{)}
+    &amp;&amp; \text{(}\text{Theorem~8 in Matrices}\text{)}
     \\
     &amp;= \mathord{\smash[b]{\underset{\raise.3ex\hbox{$\scriptstyle\sim$}}{0}}\vphantom{0}}_r,
     &amp;&amp; \text{(arithmetic)}
@@ -8767,7 +8767,7 @@
                   <m:nor/>
                   <m:sty m:val="p"/>
                 </m:rPr>
-                <m:t>Theorem 16 in Matrices</m:t>
+                <m:t>Theorem 17 in Matrices</m:t>
               </m:r>
               <m:r>
                 <m:rPr>
@@ -9222,7 +9222,7 @@
                   <m:nor/>
                   <m:sty m:val="p"/>
                 </m:rPr>
-                <m:t>Theorem 7 in Matrices</m:t>
+                <m:t>Theorem 8 in Matrices</m:t>
               </m:r>
               <m:r>
                 <m:rPr>
@@ -13093,7 +13093,7 @@
                   <m:nor/>
                   <m:sty m:val="p"/>
                 </m:rPr>
-                <m:t>Theorem 7 in Matrices</m:t>
+                <m:t>Theorem 8 in Matrices</m:t>
               </m:r>
               <m:r>
                 <m:rPr>
@@ -18917,7 +18917,7 @@
           <w:rPr>
             <w:rStyle w:val="Hyperlink"/>
           </w:rPr>
-          <w:t xml:space="preserve">Theorem 7 in Matrices</w:t>
+          <w:t xml:space="preserve">Theorem 8 in Matrices</w:t>
         </w:r>
       </w:hyperlink>
       <w:r>
@@ -19071,7 +19071,7 @@
                   <m:nor/>
                   <m:sty m:val="p"/>
                 </m:rPr>
-                <m:t>Theorem 7 in Matrices</m:t>
+                <m:t>Theorem 8 in Matrices</m:t>
               </m:r>
               <m:r>
                 <m:rPr>
@@ -19543,7 +19543,7 @@
                   <m:nor/>
                   <m:sty m:val="p"/>
                 </m:rPr>
-                <m:t>Theorem 7 in Matrices</m:t>
+                <m:t>Theorem 8 in Matrices</m:t>
               </m:r>
               <m:r>
                 <m:rPr>
@@ -23241,7 +23241,7 @@
                   <m:nor/>
                   <m:sty m:val="p"/>
                 </m:rPr>
-                <m:t>Theorem 16 in Matrices</m:t>
+                <m:t>Theorem 17 in Matrices</m:t>
               </m:r>
               <m:r>
                 <m:rPr>
@@ -23505,7 +23505,7 @@
                   <m:nor/>
                   <m:sty m:val="p"/>
                 </m:rPr>
-                <m:t>Theorem 16 in Matrices</m:t>
+                <m:t>Theorem 17 in Matrices</m:t>
               </m:r>
               <m:r>
                 <m:rPr>
@@ -23797,7 +23797,7 @@
                   <m:nor/>
                   <m:sty m:val="p"/>
                 </m:rPr>
-                <m:t>Theorem 16 in Matrices</m:t>
+                <m:t>Theorem 17 in Matrices</m:t>
               </m:r>
               <m:r>
                 <m:rPr>
@@ -24373,7 +24373,7 @@
                   <m:nor/>
                   <m:sty m:val="p"/>
                 </m:rPr>
-                <m:t>Theorem 16 in Matrices</m:t>
+                <m:t>Theorem 17 in Matrices</m:t>
               </m:r>
               <m:r>
                 <m:rPr>
@@ -24637,7 +24637,7 @@
                   <m:nor/>
                   <m:sty m:val="p"/>
                 </m:rPr>
-                <m:t>Theorem 16 in Matrices</m:t>
+                <m:t>Theorem 17 in Matrices</m:t>
               </m:r>
               <m:r>
                 <m:rPr>
@@ -24929,7 +24929,7 @@
                   <m:nor/>
                   <m:sty m:val="p"/>
                 </m:rPr>
-                <m:t>Theorem 16 in Matrices</m:t>
+                <m:t>Theorem 17 in Matrices</m:t>
               </m:r>
               <m:r>
                 <m:rPr>
@@ -27833,7 +27833,7 @@
           <w:rPr>
             <w:rStyle w:val="Hyperlink"/>
           </w:rPr>
-          <w:t xml:space="preserve">Theorem 16 in Matrices</w:t>
+          <w:t xml:space="preserve">Theorem 17 in Matrices</w:t>
         </w:r>
       </w:hyperlink>
       <w:r>
@@ -28519,7 +28519,7 @@
           <w:rPr>
             <w:rStyle w:val="Hyperlink"/>
           </w:rPr>
-          <w:t xml:space="preserve">Theorem 16 in Matrices</w:t>
+          <w:t xml:space="preserve">Theorem 17 in Matrices</w:t>
         </w:r>
       </w:hyperlink>
       <w:r>
@@ -29272,7 +29272,7 @@
                   <m:nor/>
                   <m:sty m:val="p"/>
                 </m:rPr>
-                <m:t>Theorem 7 in Matrices</m:t>
+                <m:t>Theorem 8 in Matrices</m:t>
               </m:r>
               <m:r>
                 <m:rPr>
@@ -29693,7 +29693,7 @@
                   <m:nor/>
                   <m:sty m:val="p"/>
                 </m:rPr>
-                <m:t>Theorem 7 in Matrices</m:t>
+                <m:t>Theorem 8 in Matrices</m:t>
               </m:r>
               <m:r>
                 <m:rPr>
@@ -30051,7 +30051,7 @@
                   <m:nor/>
                   <m:sty m:val="p"/>
                 </m:rPr>
-                <m:t>Theorem 16 in Matrices</m:t>
+                <m:t>Theorem 17 in Matrices</m:t>
               </m:r>
               <m:r>
                 <m:rPr>
@@ -30173,7 +30173,7 @@
                   <m:nor/>
                   <m:sty m:val="p"/>
                 </m:rPr>
-                <m:t>Theorem 16 in Matrices</m:t>
+                <m:t>Theorem 17 in Matrices</m:t>
               </m:r>
               <m:r>
                 <m:rPr>
@@ -30690,7 +30690,7 @@
                   <m:nor/>
                   <m:sty m:val="p"/>
                 </m:rPr>
-                <m:t>Theorem 16 in Matrices</m:t>
+                <m:t>Theorem 17 in Matrices</m:t>
               </m:r>
               <m:r>
                 <m:rPr>
@@ -30812,7 +30812,7 @@
                   <m:nor/>
                   <m:sty m:val="p"/>
                 </m:rPr>
-                <m:t>Theorem 16 in Matrices</m:t>
+                <m:t>Theorem 17 in Matrices</m:t>
               </m:r>
               <m:r>
                 <m:rPr>
@@ -31306,7 +31306,7 @@
                   <m:nor/>
                   <m:sty m:val="p"/>
                 </m:rPr>
-                <m:t>Theorem 7 in Matrices</m:t>
+                <m:t>Theorem 8 in Matrices</m:t>
               </m:r>
               <m:r>
                 <m:rPr>
@@ -31755,7 +31755,7 @@
                   <m:nor/>
                   <m:sty m:val="p"/>
                 </m:rPr>
-                <m:t>Theorem 7 in Matrices</m:t>
+                <m:t>Theorem 8 in Matrices</m:t>
               </m:r>
               <m:r>
                 <m:rPr>
@@ -34862,7 +34862,7 @@
                   <m:nor/>
                   <m:sty m:val="p"/>
                 </m:rPr>
-                <m:t>Theorem 7 in Matrices</m:t>
+                <m:t>Theorem 8 in Matrices</m:t>
               </m:r>
               <m:r>
                 <m:rPr>
@@ -35153,7 +35153,7 @@
     &amp;&amp; \text{(}\text{Theorem~7}\text{, with } \mathord{\smash[b]{\underset{\raise.3ex\hbox{$\scriptstyle\sim$}}{x}}\vphantom{x}} \text{ as the last factor)}
     \\
     &amp;= \mathord{\smash[b]{\underset{\raise.3ex\hbox{$\scriptstyle\sim$}}{x}}\vphantom{x}} - (\mathbf{G} \mathbf{A})\,\mathord{\smash[b]{\underset{\raise.3ex\hbox{$\scriptstyle\sim$}}{x}}\vphantom{x}}
-    &amp;&amp; \text{(}\text{Theorem~7 in Matrices}\text{)}
+    &amp;&amp; \text{(}\text{Theorem~8 in Matrices}\text{)}
     \\
     &amp;= \mathord{\smash[b]{\underset{\raise.3ex\hbox{$\scriptstyle\sim$}}{x}}\vphantom{x}} - \mathbf{G}\,(\mathbf{A} \mathord{\smash[b]{\underset{\raise.3ex\hbox{$\scriptstyle\sim$}}{x}}\vphantom{x}})
     &amp;&amp; \text{(}\text{Theorem~5 in Matrices}\text{)}
@@ -48392,7 +48392,7 @@
     \begin{aligned}
     \hat{\mathord{\smash[b]{\underset{\raise.3ex\hbox{$\scriptstyle\sim$}}{x}}\vphantom{x}}}
     &amp;= \mathbf{I}_n\,\hat{\mathord{\smash[b]{\underset{\raise.3ex\hbox{$\scriptstyle\sim$}}{x}}\vphantom{x}}}
-    &amp;&amp; \text{(}\text{Theorem~7 in Matrices}\text{)}
+    &amp;&amp; \text{(}\text{Theorem~8 in Matrices}\text{)}
     \\
     &amp;= (\mathbf{M}^{-1} \mathbf{M})\,\hat{\mathord{\smash[b]{\underset{\raise.3ex\hbox{$\scriptstyle\sim$}}{x}}\vphantom{x}}}
     &amp;&amp; \text{(}\text{Definition~5 in Special Matrices and Decompositions}\text{)}
@@ -50182,7 +50182,7 @@
     &amp;&amp; \text{(substitute } \mathbf{A} = \mathbf{Q} \mathbf{R} \text{)}
     \\
     &amp;= {\mathbf{R}}^{\top}\,{\mathbf{Q}}^{\top}\,(\mathbf{Q} \mathbf{R})\,\hat{\mathord{\smash[b]{\underset{\raise.3ex\hbox{$\scriptstyle\sim$}}{x}}\vphantom{x}}}
-    &amp;&amp; \text{(}\text{Theorem~16 in Matrices}\text{)}
+    &amp;&amp; \text{(}\text{Theorem~17 in Matrices}\text{)}
     \\
     &amp;= {\mathbf{R}}^{\top}\,({\mathbf{Q}}^{\top} \mathbf{Q})\,(\mathbf{R} \hat{\mathord{\smash[b]{\underset{\raise.3ex\hbox{$\scriptstyle\sim$}}{x}}\vphantom{x}}})
     &amp;&amp; \text{(}\text{Theorem~5 in Matrices}\text{)}
@@ -50191,7 +50191,7 @@
     &amp;&amp; \text{(} {\mathbf{Q}}^{\top} \mathbf{Q} = \mathbf{I}_n \text{)}
     \\
     &amp;= {\mathbf{R}}^{\top}\,(\mathbf{R} \hat{\mathord{\smash[b]{\underset{\raise.3ex\hbox{$\scriptstyle\sim$}}{x}}\vphantom{x}}})
-    &amp;&amp; \text{(}\text{Theorem~7 in Matrices}\text{)}
+    &amp;&amp; \text{(}\text{Theorem~8 in Matrices}\text{)}
     \\
     &amp;= {\mathbf{R}}^{\top}\,({\mathbf{Q}}^{\top} \mathord{\smash[b]{\underset{\raise.3ex\hbox{$\scriptstyle\sim$}}{b}}\vphantom{b}})
     &amp;&amp; \text{(} \mathbf{R} \hat{\mathord{\smash[b]{\underset{\raise.3ex\hbox{$\scriptstyle\sim$}}{x}}\vphantom{x}}} = {\mathbf{Q}}^{\top} \mathord{\smash[b]{\underset{\raise.3ex\hbox{$\scriptstyle\sim$}}{b}}\vphantom{b}} \text{)}
@@ -50200,7 +50200,7 @@
     &amp;&amp; \text{(}\text{Theorem~5 in Matrices}\text{)}
     \\
     &amp;= {(\mathbf{Q} \mathbf{R})}^{\top}\,\mathord{\smash[b]{\underset{\raise.3ex\hbox{$\scriptstyle\sim$}}{b}}\vphantom{b}}
-    &amp;&amp; \text{(}\text{Theorem~16 in Matrices}\text{)}
+    &amp;&amp; \text{(}\text{Theorem~17 in Matrices}\text{)}
     \\
     &amp;= {\mathbf{A}}^{\top} \mathord{\smash[b]{\underset{\raise.3ex\hbox{$\scriptstyle\sim$}}{b}}\vphantom{b}},
     &amp;&amp; \text{(} \mathbf{A} = \mathbf{Q} \mathbf{R} \text{)}

--- a/pr-preview/pr-392/linear-algebra-projections-tracked-changes.docx
+++ b/pr-preview/pr-392/linear-algebra-projections-tracked-changes.docx
@@ -16,7 +16,7 @@
       </w:pPr>
       <w:del w:id="1" w:author="PR Preview" w:date="2026-01-01T00:00:00Z">
         <w:r>
-          <w:delText xml:space="preserve">Last modified: 2026-10-18 16:43:42 (PDT)</w:delText>
+          <w:delText xml:space="preserve">Last modified: 2026-10-19 00:47:50 (PDT)</w:delText>
         </w:r>
       </w:del>
     </w:p>
@@ -26,7 +26,7 @@
       </w:pPr>
       <w:ins w:id="2" w:author="PR Preview" w:date="2026-01-01T00:00:00Z">
         <w:r>
-          <w:t xml:space="preserve">Last modified: 2026-10-18 22:01:27 (PDT)</w:t>
+          <w:t xml:space="preserve">Last modified: 2026-10-19 01:54:28 (PDT)</w:t>
         </w:r>
       </w:ins>
     </w:p>
